--- a/X-294-Rapport-OleksandrDamienKiril.docx
+++ b/X-294-Rapport-OleksandrDamienKiril.docx
@@ -2734,22 +2734,6 @@
       </w:r>
       <w:r>
         <w:t xml:space="preserve"> </w:t>
-      </w:r>
-    </w:p>
-    <w:p>
-      <w:pPr>
-        <w:pStyle w:val="Corpsdetexte"/>
-        <w:ind w:left="993"/>
-      </w:pPr>
-      <w:r>
-        <w:rPr>
-          <w:b/>
-          <w:bCs/>
-        </w:rPr>
-        <w:t>Pinia</w:t>
-      </w:r>
-      <w:r>
-        <w:t xml:space="preserve"> – Store des livres</w:t>
       </w:r>
     </w:p>
     <w:p>
@@ -4292,7 +4276,7 @@
               <w:noProof/>
               <w:szCs w:val="16"/>
             </w:rPr>
-            <w:t>04.03.2026 09:51</w:t>
+            <w:t>04.03.2026 09:52</w:t>
           </w:r>
           <w:r>
             <w:rPr>
@@ -4504,7 +4488,7 @@
         <v:path o:extrusionok="f" gradientshapeok="t" o:connecttype="rect"/>
         <o:lock v:ext="edit" aspectratio="t"/>
       </v:shapetype>
-      <v:shape id="_x0000_i1034" type="#_x0000_t75" style="width:11.2pt;height:11.2pt" o:bullet="t">
+      <v:shape id="_x0000_i1029" type="#_x0000_t75" style="width:11.25pt;height:11.25pt" o:bullet="t">
         <v:imagedata r:id="rId1" o:title="BD10263_"/>
       </v:shape>
     </w:pict>
@@ -10238,15 +10222,6 @@
 </file>
 
 <file path=customXml/item1.xml><?xml version="1.0" encoding="utf-8"?>
-<?mso-contentType ?>
-<FormTemplates xmlns="http://schemas.microsoft.com/sharepoint/v3/contenttype/forms">
-  <Display>DocumentLibraryForm</Display>
-  <Edit>DocumentLibraryForm</Edit>
-  <New>DocumentLibraryForm</New>
-</FormTemplates>
-</file>
-
-<file path=customXml/item2.xml><?xml version="1.0" encoding="utf-8"?>
 <p:properties xmlns:p="http://schemas.microsoft.com/office/2006/metadata/properties" xmlns:xsi="http://www.w3.org/2001/XMLSchema-instance" xmlns:pc="http://schemas.microsoft.com/office/infopath/2007/PartnerControls">
   <documentManagement>
     <lcf76f155ced4ddcb4097134ff3c332f xmlns="a1b10758-7132-46a4-a2fe-7a2cf46f51f4">
@@ -10257,11 +10232,16 @@
 </p:properties>
 </file>
 
-<file path=customXml/item3.xml><?xml version="1.0" encoding="utf-8"?>
-<b:Sources xmlns:b="http://schemas.openxmlformats.org/officeDocument/2006/bibliography" xmlns="http://schemas.openxmlformats.org/officeDocument/2006/bibliography" SelectedStyle="\APA.XSL" StyleName="APA"/>
+<file path=customXml/item2.xml><?xml version="1.0" encoding="utf-8"?>
+<?mso-contentType ?>
+<FormTemplates xmlns="http://schemas.microsoft.com/sharepoint/v3/contenttype/forms">
+  <Display>DocumentLibraryForm</Display>
+  <Edit>DocumentLibraryForm</Edit>
+  <New>DocumentLibraryForm</New>
+</FormTemplates>
 </file>
 
-<file path=customXml/item4.xml><?xml version="1.0" encoding="utf-8"?>
+<file path=customXml/item3.xml><?xml version="1.0" encoding="utf-8"?>
 <ct:contentTypeSchema xmlns:ct="http://schemas.microsoft.com/office/2006/metadata/contentType" xmlns:ma="http://schemas.microsoft.com/office/2006/metadata/properties/metaAttributes" ct:_="" ma:_="" ma:contentTypeName="Document" ma:contentTypeID="0x0101005A5B8F5EAAC22C48A11F5D9A60E6F21D" ma:contentTypeVersion="16" ma:contentTypeDescription="Crée un document." ma:contentTypeScope="" ma:versionID="f2b963976306cc54294b7f4545a3c6c4">
   <xsd:schema xmlns:xsd="http://www.w3.org/2001/XMLSchema" xmlns:xs="http://www.w3.org/2001/XMLSchema" xmlns:p="http://schemas.microsoft.com/office/2006/metadata/properties" xmlns:ns2="a1b10758-7132-46a4-a2fe-7a2cf46f51f4" xmlns:ns3="f7d9f5a6-831d-4621-8c77-cbcaf993e406" targetNamespace="http://schemas.microsoft.com/office/2006/metadata/properties" ma:root="true" ma:fieldsID="e5e135fa2fc1295e1586ddcd9c1a8904" ns2:_="" ns3:_="">
     <xsd:import namespace="a1b10758-7132-46a4-a2fe-7a2cf46f51f4"/>
@@ -10504,15 +10484,11 @@
 </ct:contentTypeSchema>
 </file>
 
-<file path=customXml/itemProps1.xml><?xml version="1.0" encoding="utf-8"?>
-<ds:datastoreItem xmlns:ds="http://schemas.openxmlformats.org/officeDocument/2006/customXml" ds:itemID="{5E865F57-6285-4B13-9F81-ABD3A2DB1ADD}">
-  <ds:schemaRefs>
-    <ds:schemaRef ds:uri="http://schemas.microsoft.com/sharepoint/v3/contenttype/forms"/>
-  </ds:schemaRefs>
-</ds:datastoreItem>
+<file path=customXml/item4.xml><?xml version="1.0" encoding="utf-8"?>
+<b:Sources xmlns:b="http://schemas.openxmlformats.org/officeDocument/2006/bibliography" xmlns="http://schemas.openxmlformats.org/officeDocument/2006/bibliography" SelectedStyle="\APA.XSL" StyleName="APA"/>
 </file>
 
-<file path=customXml/itemProps2.xml><?xml version="1.0" encoding="utf-8"?>
+<file path=customXml/itemProps1.xml><?xml version="1.0" encoding="utf-8"?>
 <ds:datastoreItem xmlns:ds="http://schemas.openxmlformats.org/officeDocument/2006/customXml" ds:itemID="{24954833-9F05-49C5-955F-86E47D037F04}">
   <ds:schemaRefs>
     <ds:schemaRef ds:uri="http://schemas.microsoft.com/office/2006/metadata/properties"/>
@@ -10523,15 +10499,15 @@
 </ds:datastoreItem>
 </file>
 
-<file path=customXml/itemProps3.xml><?xml version="1.0" encoding="utf-8"?>
-<ds:datastoreItem xmlns:ds="http://schemas.openxmlformats.org/officeDocument/2006/customXml" ds:itemID="{CC7784B4-F310-4DC4-8DFD-79BD564D2FFE}">
+<file path=customXml/itemProps2.xml><?xml version="1.0" encoding="utf-8"?>
+<ds:datastoreItem xmlns:ds="http://schemas.openxmlformats.org/officeDocument/2006/customXml" ds:itemID="{5E865F57-6285-4B13-9F81-ABD3A2DB1ADD}">
   <ds:schemaRefs>
-    <ds:schemaRef ds:uri="http://schemas.openxmlformats.org/officeDocument/2006/bibliography"/>
+    <ds:schemaRef ds:uri="http://schemas.microsoft.com/sharepoint/v3/contenttype/forms"/>
   </ds:schemaRefs>
 </ds:datastoreItem>
 </file>
 
-<file path=customXml/itemProps4.xml><?xml version="1.0" encoding="utf-8"?>
+<file path=customXml/itemProps3.xml><?xml version="1.0" encoding="utf-8"?>
 <ds:datastoreItem xmlns:ds="http://schemas.openxmlformats.org/officeDocument/2006/customXml" ds:itemID="{C9A788E4-007D-401C-881B-2F70B33A007D}">
   <ds:schemaRefs>
     <ds:schemaRef ds:uri="http://schemas.microsoft.com/office/2006/metadata/contentType"/>
@@ -10548,4 +10524,12 @@
     <ds:schemaRef ds:uri="http://schemas.microsoft.com/internal/obd"/>
   </ds:schemaRefs>
 </ds:datastoreItem>
+</file>
+
+<file path=customXml/itemProps4.xml><?xml version="1.0" encoding="utf-8"?>
+<ds:datastoreItem xmlns:ds="http://schemas.openxmlformats.org/officeDocument/2006/customXml" ds:itemID="{CC7784B4-F310-4DC4-8DFD-79BD564D2FFE}">
+  <ds:schemaRefs>
+    <ds:schemaRef ds:uri="http://schemas.openxmlformats.org/officeDocument/2006/bibliography"/>
+  </ds:schemaRefs>
+</ds:datastoreItem>
 </file>